--- a/output/IS-010資訊系統獲取、開發及維護管理程序.docx
+++ b/output/IS-010資訊系統獲取、開發及維護管理程序.docx
@@ -78,7 +78,7 @@
         </w:rPr>
       </w:pPr>
       <w:r>
-        <w:t xml:space="preserve">新世紀虛擬科技股份有限公司</w:t>
+        <w:t xml:space="preserve">E2E測試科技股份有限公司</w:t>
       </w:r>
     </w:p>
     <w:p>
@@ -335,7 +335,7 @@
         </w:sectPr>
       </w:pPr>
       <w:r>
-        <w:t xml:space="preserve">發行日期：2026/05/20</w:t>
+        <w:t xml:space="preserve">發行日期：2026/03/06</w:t>
       </w:r>
     </w:p>
     <w:tbl>
@@ -572,7 +572,7 @@
               </w:rPr>
             </w:pPr>
             <w:r>
-              <w:t xml:space="preserve">2026/05/20</w:t>
+              <w:t xml:space="preserve">2026/03/06</w:t>
             </w:r>
           </w:p>
         </w:tc>
@@ -2476,7 +2476,7 @@
         </w:numPr>
       </w:pPr>
       <w:r>
-        <w:t xml:space="preserve">為使新世紀虛擬科技股份有限公司（以下簡稱本公司）資訊應用系統之獲取、開發及維護管理有所依循，以符合資訊安全要求，並維持系統的安全與正常運作。</w:t>
+        <w:t xml:space="preserve">為使E2E測試科技股份有限公司（以下簡稱本公司）資訊應用系統之獲取、開發及維護管理有所依循，以符合資訊安全要求，並維持系統的安全與正常運作。</w:t>
       </w:r>
     </w:p>
     <w:p>

--- a/output/IS-010資訊系統獲取、開發及維護管理程序.docx
+++ b/output/IS-010資訊系統獲取、開發及維護管理程序.docx
@@ -78,6 +78,10 @@
         </w:rPr>
       </w:pPr>
       <w:r>
+        <w:rPr>
+          <w:b/>
+          <w:sz w:val="48"/>
+        </w:rPr>
         <w:t xml:space="preserve">E2E測試科技股份有限公司</w:t>
       </w:r>
     </w:p>
